--- a/2_你要操作/官方群提问清单.docx
+++ b/2_你要操作/官方群提问清单.docx
@@ -27,7 +27,7 @@
           <w:color w:val="606060"/>
           <w:sz w:val="20"/>
         </w:rPr>
-        <w:t>状态:问题 3/4/5 已有答复(2026-07-04 回填 canonical §D);</w:t>
+        <w:t>状态(0706 更新):问题 1-5(预占用规则/连续存放/提交格式/交付形式/速度官方值)</w:t>
       </w:r>
       <w:r>
         <w:rPr>
@@ -36,7 +36,7 @@
           <w:color w:val="606060"/>
           <w:sz w:val="20"/>
         </w:rPr>
-        <w:t>剩 1/2 两问在等回复</w:t>
+        <w:t>全部已答复</w:t>
       </w:r>
       <w:r>
         <w:rPr>
@@ -45,7 +45,30 @@
           <w:color w:val="606060"/>
           <w:sz w:val="20"/>
         </w:rPr>
-        <w:t>。</w:t>
+        <w:t>,</w:t>
+      </w:r>
+    </w:p>
+    <w:p>
+      <w:pPr>
+        <w:ind w:left="280"/>
+      </w:pPr>
+      <w:r>
+        <w:rPr>
+          <w:rFonts w:ascii="Microsoft YaHei" w:hAnsi="Microsoft YaHei" w:eastAsia="Microsoft YaHei"/>
+          <w:b w:val="0"/>
+          <w:color w:val="606060"/>
+          <w:sz w:val="20"/>
+        </w:rPr>
+        <w:t>详见文末存档与 canonical_assumptions.md §D。</w:t>
+      </w:r>
+      <w:r>
+        <w:rPr>
+          <w:rFonts w:ascii="Microsoft YaHei" w:hAnsi="Microsoft YaHei" w:eastAsia="Microsoft YaHei"/>
+          <w:b/>
+          <w:color w:val="606060"/>
+          <w:sz w:val="20"/>
+        </w:rPr>
+        <w:t>新一批问题(块2 PLC 工程质量开工前挖出)见下。</w:t>
       </w:r>
     </w:p>
     <w:p>
@@ -73,7 +96,7 @@
           <w:color w:val="17365D"/>
           <w:sz w:val="26"/>
         </w:rPr>
-        <w:t>待追的两问(直接粘贴进群)</w:t>
+        <w:t>新一批待追问题(0706;按优先级排序,直接粘贴进群)</w:t>
       </w:r>
     </w:p>
     <w:p>
@@ -83,7 +106,7 @@
           <w:b/>
           <w:sz w:val="21"/>
         </w:rPr>
-        <w:t>问题一(预占用规则):</w:t>
+        <w:t>问题六(★最高优先级,AC500 CPU 型号):</w:t>
       </w:r>
     </w:p>
     <w:p>
@@ -97,61 +120,7 @@
           <w:color w:val="606060"/>
           <w:sz w:val="20"/>
         </w:rPr>
-        <w:t>老师您好,决赛任务里"坐标值能被3整除的仓位预设已占用"想确认一下:是指 x、y 坐标</w:t>
-      </w:r>
-      <w:r>
-        <w:rPr>
-          <w:rFonts w:ascii="Microsoft YaHei" w:hAnsi="Microsoft YaHei" w:eastAsia="Microsoft YaHei"/>
-          <w:b/>
-          <w:color w:val="606060"/>
-          <w:sz w:val="20"/>
-        </w:rPr>
-        <w:t>都</w:t>
-      </w:r>
-      <w:r>
-        <w:rPr>
-          <w:rFonts w:ascii="Microsoft YaHei" w:hAnsi="Microsoft YaHei" w:eastAsia="Microsoft YaHei"/>
-          <w:b w:val="0"/>
-          <w:color w:val="606060"/>
-          <w:sz w:val="20"/>
-        </w:rPr>
-        <w:t xml:space="preserve">能被 3 整除的仓位(共 49 个),还是 x 或 y </w:t>
-      </w:r>
-      <w:r>
-        <w:rPr>
-          <w:rFonts w:ascii="Microsoft YaHei" w:hAnsi="Microsoft YaHei" w:eastAsia="Microsoft YaHei"/>
-          <w:b/>
-          <w:color w:val="606060"/>
-          <w:sz w:val="20"/>
-        </w:rPr>
-        <w:t>任一</w:t>
-      </w:r>
-      <w:r>
-        <w:rPr>
-          <w:rFonts w:ascii="Microsoft YaHei" w:hAnsi="Microsoft YaHei" w:eastAsia="Microsoft YaHei"/>
-          <w:b w:val="0"/>
-          <w:color w:val="606060"/>
-          <w:sz w:val="20"/>
-        </w:rPr>
-        <w:t>能被 3 整除(共 231 个),还是按仓位</w:t>
-      </w:r>
-      <w:r>
-        <w:rPr>
-          <w:rFonts w:ascii="Microsoft YaHei" w:hAnsi="Microsoft YaHei" w:eastAsia="Microsoft YaHei"/>
-          <w:b/>
-          <w:color w:val="606060"/>
-          <w:sz w:val="20"/>
-        </w:rPr>
-        <w:t>编号</w:t>
-      </w:r>
-      <w:r>
-        <w:rPr>
-          <w:rFonts w:ascii="Microsoft YaHei" w:hAnsi="Microsoft YaHei" w:eastAsia="Microsoft YaHei"/>
-          <w:b w:val="0"/>
-          <w:color w:val="606060"/>
-          <w:sz w:val="20"/>
-        </w:rPr>
-        <w:t>(如 编号=x×20+y)能被 3 整除?</w:t>
+        <w:t>老师您好,决赛"基于 ABB AC500 PLC 实现"想确认具体考核用的 CPU 型号或系列:是 AC500 标准型(如 PM56xx,V3 系列,用户程序内存 2-64MB)还是 AC500-eCo 经济型(如 PM55x/PM56x eCo,VAR 数据仅约 10kB)?这两个系列的内存规格相差 40-600 倍,直接决定我们批量分配算法(约 200 件货物排序+局部搜索)的数据结构设计——若是评委机现场跑,烦请告知具体型号;若允许自选,我们会按 eCo 级紧凑标准设计以保证兼容性最广。</w:t>
       </w:r>
     </w:p>
     <w:p>
@@ -161,7 +130,7 @@
           <w:b/>
           <w:sz w:val="21"/>
         </w:rPr>
-        <w:t>问题二(连续存放):</w:t>
+        <w:t>问题七(承重基数 BASE_CAP):</w:t>
       </w:r>
     </w:p>
     <w:p>
@@ -175,7 +144,79 @@
           <w:color w:val="606060"/>
           <w:sz w:val="20"/>
         </w:rPr>
-        <w:t>"从(0,0)开始连续存放"想确认含义:是描述预置占用仓位的分布方式,还是指演示时货物从 (0,0) 附近开始依次入库的流程?我们目前按"出入库口位于 (0,0),货物按输入顺序由算法逐件分配"来建模。</w:t>
+        <w:t>题面给了"每升一层承重系数 -0.02"的层间衰减规律,但没给底层的具体承重基数(kg)。我们目前按 100kg 自行预设,是否有官方指定值,或按行业常见立体仓储单元货载规格(如 500kg/1000kg 级)更合适?</w:t>
+      </w:r>
+    </w:p>
+    <w:p>
+      <w:r>
+        <w:rPr>
+          <w:rFonts w:ascii="Microsoft YaHei" w:hAnsi="Microsoft YaHei" w:eastAsia="Microsoft YaHei"/>
+          <w:b/>
+          <w:sz w:val="21"/>
+        </w:rPr>
+        <w:t>问题八(仓位物理尺寸):</w:t>
+      </w:r>
+    </w:p>
+    <w:p>
+      <w:pPr>
+        <w:ind w:left="280"/>
+      </w:pPr>
+      <w:r>
+        <w:rPr>
+          <w:rFonts w:ascii="Microsoft YaHei" w:hAnsi="Microsoft YaHei" w:eastAsia="Microsoft YaHei"/>
+          <w:b w:val="0"/>
+          <w:color w:val="606060"/>
+          <w:sz w:val="20"/>
+        </w:rPr>
+        <w:t>仓位"长宽高一样"但题面未给具体数值,我们暂按 1m×1m×1m。这个绝对值只影响时间的绝对刻度、不影响算法排序结论,但如果官方评分要核对具体数字(如"最大行程应为多少秒"),需要统一口径——是否有指定尺寸?</w:t>
+      </w:r>
+    </w:p>
+    <w:p>
+      <w:r>
+        <w:rPr>
+          <w:rFonts w:ascii="Microsoft YaHei" w:hAnsi="Microsoft YaHei" w:eastAsia="Microsoft YaHei"/>
+          <w:b/>
+          <w:sz w:val="21"/>
+        </w:rPr>
+        <w:t>问题九(多机/多巷道):</w:t>
+      </w:r>
+    </w:p>
+    <w:p>
+      <w:pPr>
+        <w:ind w:left="280"/>
+      </w:pPr>
+      <w:r>
+        <w:rPr>
+          <w:rFonts w:ascii="Microsoft YaHei" w:hAnsi="Microsoft YaHei" w:eastAsia="Microsoft YaHei"/>
+          <w:b w:val="0"/>
+          <w:color w:val="606060"/>
+          <w:sz w:val="20"/>
+        </w:rPr>
+        <w:t>题面按 20×20=400 仓位描述,我们理解为单巷道单堆垛机作业。决赛是否会涉及多台堆垛机协同或多巷道场景(会影响是否需要设计防碰撞/任务分派逻辑),还是本赛题全程限定单机?</w:t>
+      </w:r>
+    </w:p>
+    <w:p>
+      <w:r>
+        <w:rPr>
+          <w:rFonts w:ascii="Microsoft YaHei" w:hAnsi="Microsoft YaHei" w:eastAsia="Microsoft YaHei"/>
+          <w:b/>
+          <w:sz w:val="21"/>
+        </w:rPr>
+        <w:t>问题十(货物属性数值范围):</w:t>
+      </w:r>
+    </w:p>
+    <w:p>
+      <w:pPr>
+        <w:ind w:left="280"/>
+      </w:pPr>
+      <w:r>
+        <w:rPr>
+          <w:rFonts w:ascii="Microsoft YaHei" w:hAnsi="Microsoft YaHei" w:eastAsia="Microsoft YaHei"/>
+          <w:b w:val="0"/>
+          <w:color w:val="606060"/>
+          <w:sz w:val="20"/>
+        </w:rPr>
+        <w:t>货物五属性(重量/频次/体积)题面未给数值范围,我们自行预设 重量 5-80kg、体积 0.1-0.9m³、频次帕累托分布(80/20 型)。是否有官方推荐或历时场景的参考范围,便于我们的仿真更贴近实际评审用例?</w:t>
       </w:r>
     </w:p>
     <w:p>
@@ -189,7 +230,7 @@
           <w:color w:val="17365D"/>
           <w:sz w:val="26"/>
         </w:rPr>
-        <w:t>已答复(存档)</w:t>
+        <w:t>已答复(存档,0706 前五问全部落定)</w:t>
       </w:r>
     </w:p>
     <w:p>
@@ -245,6 +286,65 @@
           <w:sz w:val="21"/>
         </w:rPr>
         <w:t>堆垛机速度/加减速:无官方值,按真实工业值,可自行预设几组 → 现行参数即符合,另备参数敏感性小节。</w:t>
+      </w:r>
+    </w:p>
+    <w:p>
+      <w:pPr>
+        <w:pStyle w:val="ListBullet"/>
+      </w:pPr>
+      <w:r>
+        <w:rPr>
+          <w:rFonts w:ascii="Microsoft YaHei" w:hAnsi="Microsoft YaHei" w:eastAsia="Microsoft YaHei"/>
+          <w:b/>
+          <w:sz w:val="21"/>
+        </w:rPr>
+        <w:t>预占用规则(0706 官方答复)</w:t>
+      </w:r>
+      <w:r>
+        <w:rPr>
+          <w:rFonts w:ascii="Microsoft YaHei" w:hAnsi="Microsoft YaHei" w:eastAsia="Microsoft YaHei"/>
+          <w:b w:val="0"/>
+          <w:sz w:val="21"/>
+        </w:rPr>
+        <w:t xml:space="preserve">:(x+y)%3==0,共 133 格 → sim </w:t>
+      </w:r>
+      <w:r>
+        <w:rPr>
+          <w:rFonts w:ascii="Consolas" w:hAnsi="Consolas" w:eastAsia="Microsoft YaHei"/>
+          <w:b w:val="0"/>
+          <w:color w:val="1A4D7C"/>
+          <w:sz w:val="21"/>
+        </w:rPr>
+        <w:t>--rule sum</w:t>
+      </w:r>
+      <w:r>
+        <w:rPr>
+          <w:rFonts w:ascii="Microsoft YaHei" w:hAnsi="Microsoft YaHei" w:eastAsia="Microsoft YaHei"/>
+          <w:b w:val="0"/>
+          <w:sz w:val="21"/>
+        </w:rPr>
+        <w:t>,已切换为主口径。</w:t>
+      </w:r>
+    </w:p>
+    <w:p>
+      <w:pPr>
+        <w:pStyle w:val="ListBullet"/>
+      </w:pPr>
+      <w:r>
+        <w:rPr>
+          <w:rFonts w:ascii="Microsoft YaHei" w:hAnsi="Microsoft YaHei" w:eastAsia="Microsoft YaHei"/>
+          <w:b/>
+          <w:sz w:val="21"/>
+        </w:rPr>
+        <w:t>连续存放/入口(0706 官方答复)</w:t>
+      </w:r>
+      <w:r>
+        <w:rPr>
+          <w:rFonts w:ascii="Microsoft YaHei" w:hAnsi="Microsoft YaHei" w:eastAsia="Microsoft YaHei"/>
+          <w:b w:val="0"/>
+          <w:sz w:val="21"/>
+        </w:rPr>
+        <w:t>:每次存取任务起点=(0,0) → 与既定建模一致,零变更。</w:t>
       </w:r>
     </w:p>
     <w:sectPr>

--- a/2_你要操作/官方群提问清单.docx
+++ b/2_你要操作/官方群提问清单.docx
@@ -27,7 +27,7 @@
           <w:color w:val="606060"/>
           <w:sz w:val="20"/>
         </w:rPr>
-        <w:t>状态(0706 更新):问题 1-5(预占用规则/连续存放/提交格式/交付形式/速度官方值)</w:t>
+        <w:t>状态(0707 更新):</w:t>
       </w:r>
       <w:r>
         <w:rPr>
@@ -36,7 +36,7 @@
           <w:color w:val="606060"/>
           <w:sz w:val="20"/>
         </w:rPr>
-        <w:t>全部已答复</w:t>
+        <w:t>十问全部落定</w:t>
       </w:r>
       <w:r>
         <w:rPr>
@@ -45,7 +45,7 @@
           <w:color w:val="606060"/>
           <w:sz w:val="20"/>
         </w:rPr>
-        <w:t>,</w:t>
+        <w:t>。第二批(6-10)已由用户 0707 向 ABB 工程师当面问询,</w:t>
       </w:r>
     </w:p>
     <w:p>
@@ -59,16 +59,7 @@
           <w:color w:val="606060"/>
           <w:sz w:val="20"/>
         </w:rPr>
-        <w:t>详见文末存档与 canonical_assumptions.md §D。</w:t>
-      </w:r>
-      <w:r>
-        <w:rPr>
-          <w:rFonts w:ascii="Microsoft YaHei" w:hAnsi="Microsoft YaHei" w:eastAsia="Microsoft YaHei"/>
-          <w:b/>
-          <w:color w:val="606060"/>
-          <w:sz w:val="20"/>
-        </w:rPr>
-        <w:t>新一批问题(块2 PLC 工程质量开工前挖出)见下。</w:t>
+        <w:t>三答覆盖五问,已回填 canonical_assumptions.md §D-6/7/8 并更新块2施工依据。</w:t>
       </w:r>
     </w:p>
     <w:p>
@@ -82,7 +73,7 @@
           <w:color w:val="606060"/>
           <w:sz w:val="20"/>
         </w:rPr>
-        <w:t>有答案后原话发给 Claude,改一个参数即落定。</w:t>
+        <w:t>目前无待追问题;新问题产生时在此追加。</w:t>
       </w:r>
     </w:p>
     <w:p>
@@ -96,127 +87,132 @@
           <w:color w:val="17365D"/>
           <w:sz w:val="26"/>
         </w:rPr>
-        <w:t>新一批待追问题(0706;按优先级排序,直接粘贴进群)</w:t>
+        <w:t>第二批答复(0707,ABB 工程师;用户合并为三问)</w:t>
+      </w:r>
+    </w:p>
+    <w:p>
+      <w:pPr>
+        <w:pStyle w:val="ListBullet"/>
+      </w:pPr>
+      <w:r>
+        <w:rPr>
+          <w:rFonts w:ascii="Microsoft YaHei" w:hAnsi="Microsoft YaHei" w:eastAsia="Microsoft YaHei"/>
+          <w:b/>
+          <w:sz w:val="21"/>
+        </w:rPr>
+        <w:t>CPU 型号(原问题六)</w:t>
+      </w:r>
+      <w:r>
+        <w:rPr>
+          <w:rFonts w:ascii="Microsoft YaHei" w:hAnsi="Microsoft YaHei" w:eastAsia="Microsoft YaHei"/>
+          <w:b w:val="0"/>
+          <w:sz w:val="21"/>
+        </w:rPr>
+        <w:t>:eCo 与 AC500 标准型均可自选,</w:t>
+      </w:r>
+      <w:r>
+        <w:rPr>
+          <w:rFonts w:ascii="Microsoft YaHei" w:hAnsi="Microsoft YaHei" w:eastAsia="Microsoft YaHei"/>
+          <w:b/>
+          <w:sz w:val="21"/>
+        </w:rPr>
+        <w:t>"建议选 AC500 较合适,内存空间大"</w:t>
       </w:r>
     </w:p>
     <w:p>
       <w:r>
         <w:rPr>
           <w:rFonts w:ascii="Microsoft YaHei" w:hAnsi="Microsoft YaHei" w:eastAsia="Microsoft YaHei"/>
-          <w:b/>
+          <w:b w:val="0"/>
           <w:sz w:val="21"/>
         </w:rPr>
-        <w:t>问题六(★最高优先级,AC500 CPU 型号):</w:t>
+        <w:t>→ 按标准型 PM56xx 级设计;eCo 紧凑紧箍解除,状态机分片保留(良好实践)。</w:t>
       </w:r>
     </w:p>
     <w:p>
       <w:pPr>
-        <w:ind w:left="280"/>
+        <w:pStyle w:val="ListBullet"/>
       </w:pPr>
       <w:r>
         <w:rPr>
           <w:rFonts w:ascii="Microsoft YaHei" w:hAnsi="Microsoft YaHei" w:eastAsia="Microsoft YaHei"/>
+          <w:b/>
+          <w:sz w:val="21"/>
+        </w:rPr>
+        <w:t>单机/多机(原问题九)</w:t>
+      </w:r>
+      <w:r>
+        <w:rPr>
+          <w:rFonts w:ascii="Microsoft YaHei" w:hAnsi="Microsoft YaHei" w:eastAsia="Microsoft YaHei"/>
           <w:b w:val="0"/>
-          <w:color w:val="606060"/>
-          <w:sz w:val="20"/>
+          <w:sz w:val="21"/>
         </w:rPr>
-        <w:t>老师您好,决赛"基于 ABB AC500 PLC 实现"想确认具体考核用的 CPU 型号或系列:是 AC500 标准型(如 PM56xx,V3 系列,用户程序内存 2-64MB)还是 AC500-eCo 经济型(如 PM55x/PM56x eCo,VAR 数据仅约 10kB)?这两个系列的内存规格相差 40-600 倍,直接决定我们批量分配算法(约 200 件货物排序+局部搜索)的数据结构设计——若是评委机现场跑,烦请告知具体型号;若允许自选,我们会按 eCo 级紧凑标准设计以保证兼容性最广。</w:t>
+        <w:t>:</w:t>
+      </w:r>
+      <w:r>
+        <w:rPr>
+          <w:rFonts w:ascii="Microsoft YaHei" w:hAnsi="Microsoft YaHei" w:eastAsia="Microsoft YaHei"/>
+          <w:b/>
+          <w:sz w:val="21"/>
+        </w:rPr>
+        <w:t>"赛题是单机,简化复杂度"</w:t>
+      </w:r>
+      <w:r>
+        <w:rPr>
+          <w:rFonts w:ascii="Microsoft YaHei" w:hAnsi="Microsoft YaHei" w:eastAsia="Microsoft YaHei"/>
+          <w:b w:val="0"/>
+          <w:sz w:val="21"/>
+        </w:rPr>
+        <w:t xml:space="preserve"> → A7 落定;防碰撞/多机分派列决赛展望。</w:t>
+      </w:r>
+    </w:p>
+    <w:p>
+      <w:pPr>
+        <w:pStyle w:val="ListBullet"/>
+      </w:pPr>
+      <w:r>
+        <w:rPr>
+          <w:rFonts w:ascii="Microsoft YaHei" w:hAnsi="Microsoft YaHei" w:eastAsia="Microsoft YaHei"/>
+          <w:b/>
+          <w:sz w:val="21"/>
+        </w:rPr>
+        <w:t>承重基数/仓位尺寸/货物属性范围(原问题七/八/十合并)</w:t>
+      </w:r>
+      <w:r>
+        <w:rPr>
+          <w:rFonts w:ascii="Microsoft YaHei" w:hAnsi="Microsoft YaHei" w:eastAsia="Microsoft YaHei"/>
+          <w:b w:val="0"/>
+          <w:sz w:val="21"/>
+        </w:rPr>
+        <w:t>:</w:t>
+      </w:r>
+      <w:r>
+        <w:rPr>
+          <w:rFonts w:ascii="Microsoft YaHei" w:hAnsi="Microsoft YaHei" w:eastAsia="Microsoft YaHei"/>
+          <w:b/>
+          <w:sz w:val="21"/>
+        </w:rPr>
+        <w:t>"为了简化程序复杂度,假定的数据"</w:t>
       </w:r>
     </w:p>
     <w:p>
       <w:r>
         <w:rPr>
           <w:rFonts w:ascii="Microsoft YaHei" w:hAnsi="Microsoft YaHei" w:eastAsia="Microsoft YaHei"/>
-          <w:b/>
+          <w:b w:val="0"/>
           <w:sz w:val="21"/>
         </w:rPr>
-        <w:t>问题七(承重基数 BASE_CAP):</w:t>
-      </w:r>
-    </w:p>
-    <w:p>
-      <w:pPr>
-        <w:ind w:left="280"/>
-      </w:pPr>
-      <w:r>
-        <w:rPr>
-          <w:rFonts w:ascii="Microsoft YaHei" w:hAnsi="Microsoft YaHei" w:eastAsia="Microsoft YaHei"/>
-          <w:b w:val="0"/>
-          <w:color w:val="606060"/>
-          <w:sz w:val="20"/>
-        </w:rPr>
-        <w:t>题面给了"每升一层承重系数 -0.02"的层间衰减规律,但没给底层的具体承重基数(kg)。我们目前按 100kg 自行预设,是否有官方指定值,或按行业常见立体仓储单元货载规格(如 500kg/1000kg 级)更合适?</w:t>
+        <w:t>→ 官方确认为参赛队自设参数;A2(1m³)/A6(100kg)/B3(现行分布)维持;</w:t>
       </w:r>
     </w:p>
     <w:p>
       <w:r>
         <w:rPr>
           <w:rFonts w:ascii="Microsoft YaHei" w:hAnsi="Microsoft YaHei" w:eastAsia="Microsoft YaHei"/>
-          <w:b/>
+          <w:b w:val="0"/>
           <w:sz w:val="21"/>
         </w:rPr>
-        <w:t>问题八(仓位物理尺寸):</w:t>
-      </w:r>
-    </w:p>
-    <w:p>
-      <w:pPr>
-        <w:ind w:left="280"/>
-      </w:pPr>
-      <w:r>
-        <w:rPr>
-          <w:rFonts w:ascii="Microsoft YaHei" w:hAnsi="Microsoft YaHei" w:eastAsia="Microsoft YaHei"/>
-          <w:b w:val="0"/>
-          <w:color w:val="606060"/>
-          <w:sz w:val="20"/>
-        </w:rPr>
-        <w:t>仓位"长宽高一样"但题面未给具体数值,我们暂按 1m×1m×1m。这个绝对值只影响时间的绝对刻度、不影响算法排序结论,但如果官方评分要核对具体数字(如"最大行程应为多少秒"),需要统一口径——是否有指定尺寸?</w:t>
-      </w:r>
-    </w:p>
-    <w:p>
-      <w:r>
-        <w:rPr>
-          <w:rFonts w:ascii="Microsoft YaHei" w:hAnsi="Microsoft YaHei" w:eastAsia="Microsoft YaHei"/>
-          <w:b/>
-          <w:sz w:val="21"/>
-        </w:rPr>
-        <w:t>问题九(多机/多巷道):</w:t>
-      </w:r>
-    </w:p>
-    <w:p>
-      <w:pPr>
-        <w:ind w:left="280"/>
-      </w:pPr>
-      <w:r>
-        <w:rPr>
-          <w:rFonts w:ascii="Microsoft YaHei" w:hAnsi="Microsoft YaHei" w:eastAsia="Microsoft YaHei"/>
-          <w:b w:val="0"/>
-          <w:color w:val="606060"/>
-          <w:sz w:val="20"/>
-        </w:rPr>
-        <w:t>题面按 20×20=400 仓位描述,我们理解为单巷道单堆垛机作业。决赛是否会涉及多台堆垛机协同或多巷道场景(会影响是否需要设计防碰撞/任务分派逻辑),还是本赛题全程限定单机?</w:t>
-      </w:r>
-    </w:p>
-    <w:p>
-      <w:r>
-        <w:rPr>
-          <w:rFonts w:ascii="Microsoft YaHei" w:hAnsi="Microsoft YaHei" w:eastAsia="Microsoft YaHei"/>
-          <w:b/>
-          <w:sz w:val="21"/>
-        </w:rPr>
-        <w:t>问题十(货物属性数值范围):</w:t>
-      </w:r>
-    </w:p>
-    <w:p>
-      <w:pPr>
-        <w:ind w:left="280"/>
-      </w:pPr>
-      <w:r>
-        <w:rPr>
-          <w:rFonts w:ascii="Microsoft YaHei" w:hAnsi="Microsoft YaHei" w:eastAsia="Microsoft YaHei"/>
-          <w:b w:val="0"/>
-          <w:color w:val="606060"/>
-          <w:sz w:val="20"/>
-        </w:rPr>
-        <w:t>货物五属性(重量/频次/体积)题面未给数值范围,我们自行预设 重量 5-80kg、体积 0.1-0.9m³、频次帕累托分布(80/20 型)。是否有官方推荐或历时场景的参考范围,便于我们的仿真更贴近实际评审用例?</w:t>
+        <w:t>报告参数声明章可引用本答复(自设+显式声明+敏感性验证=官方认可姿势)。</w:t>
       </w:r>
     </w:p>
     <w:p>
